--- a/Raporlar/12. Hafta.docx
+++ b/Raporlar/12. Hafta.docx
@@ -379,14 +379,6 @@
     </w:p>
     <w:p>
       <w:pPr>
-        <w:spacing w:after="0" w:line="240" w:lineRule="auto"/>
-        <w:rPr>
-          <w:b/>
-        </w:rPr>
-      </w:pPr>
-    </w:p>
-    <w:p>
-      <w:pPr>
         <w:pStyle w:val="ListeParagraf"/>
         <w:numPr>
           <w:ilvl w:val="0"/>
@@ -397,10 +389,1290 @@
           <w:b/>
         </w:rPr>
       </w:pPr>
+      <w:r>
+        <w:rPr>
+          <w:b/>
+        </w:rPr>
+        <w:t>Cascade</w:t>
+      </w:r>
+    </w:p>
+    <w:p>
+      <w:pPr>
+        <w:spacing w:after="0" w:line="240" w:lineRule="auto"/>
+        <w:rPr>
+          <w:b/>
+        </w:rPr>
+      </w:pPr>
+    </w:p>
+    <w:p>
+      <w:pPr>
+        <w:spacing w:after="0" w:line="240" w:lineRule="auto"/>
+        <w:ind w:left="720"/>
+        <w:rPr>
+          <w:b/>
+        </w:rPr>
+      </w:pPr>
+      <w:r>
+        <w:rPr>
+          <w:b/>
+        </w:rPr>
+        <w:t>-- Üye tablosunu oluşturuyor: Kütüphaneye kayıtlı üyelerin bilgilerini tutar.</w:t>
+      </w:r>
+    </w:p>
+    <w:p>
+      <w:pPr>
+        <w:spacing w:after="0" w:line="240" w:lineRule="auto"/>
+        <w:ind w:left="720"/>
+        <w:rPr>
+          <w:b/>
+        </w:rPr>
+      </w:pPr>
+      <w:r>
+        <w:rPr>
+          <w:b/>
+        </w:rPr>
+        <w:t>CREATE TABLE Uye (</w:t>
+      </w:r>
+    </w:p>
+    <w:p>
+      <w:pPr>
+        <w:spacing w:after="0" w:line="240" w:lineRule="auto"/>
+        <w:ind w:left="720"/>
+      </w:pPr>
+      <w:r>
+        <w:t xml:space="preserve">    UyeID SERIAL PRIMARY KEY,         -- Otomatik artan birincil anahtar</w:t>
+      </w:r>
+    </w:p>
+    <w:p>
+      <w:pPr>
+        <w:spacing w:after="0" w:line="240" w:lineRule="auto"/>
+        <w:ind w:left="720"/>
+      </w:pPr>
+      <w:r>
+        <w:t xml:space="preserve">    UyeAdi VARCHAR(255) NOT NULL,     -- Üyenin adı (zorunlu alan)</w:t>
+      </w:r>
+    </w:p>
+    <w:p>
+      <w:pPr>
+        <w:spacing w:after="0" w:line="240" w:lineRule="auto"/>
+        <w:ind w:left="720"/>
+      </w:pPr>
+      <w:r>
+        <w:t xml:space="preserve">    UyeSoyad VARCHAR(255) NOT NULL,   -- Üyenin soyadı (zorunlu alan)</w:t>
+      </w:r>
+    </w:p>
+    <w:p>
+      <w:pPr>
+        <w:spacing w:after="0" w:line="240" w:lineRule="auto"/>
+        <w:ind w:left="720"/>
+      </w:pPr>
+      <w:r>
+        <w:t xml:space="preserve">    Email VARCHAR(255) UNIQUE,        -- Üyenin benzersiz e-posta adresi</w:t>
+      </w:r>
+    </w:p>
+    <w:p>
+      <w:pPr>
+        <w:spacing w:after="0" w:line="240" w:lineRule="auto"/>
+        <w:ind w:left="720"/>
+      </w:pPr>
+      <w:r>
+        <w:t xml:space="preserve">    TelNo VARCHAR(15) UNIQUE,         -- Üyenin benzersiz telefon numarası</w:t>
+      </w:r>
+    </w:p>
+    <w:p>
+      <w:pPr>
+        <w:spacing w:after="0" w:line="240" w:lineRule="auto"/>
+        <w:ind w:left="720"/>
+      </w:pPr>
+      <w:r>
+        <w:t xml:space="preserve">    Adres TEXT                        -- Üyenin adres bilgisi</w:t>
+      </w:r>
+    </w:p>
+    <w:p>
+      <w:pPr>
+        <w:spacing w:after="0" w:line="240" w:lineRule="auto"/>
+        <w:ind w:left="720"/>
+        <w:rPr>
+          <w:b/>
+        </w:rPr>
+      </w:pPr>
+      <w:r>
+        <w:rPr>
+          <w:b/>
+        </w:rPr>
+        <w:t>);</w:t>
+      </w:r>
+    </w:p>
+    <w:p>
+      <w:pPr>
+        <w:spacing w:after="0" w:line="240" w:lineRule="auto"/>
+        <w:rPr>
+          <w:b/>
+        </w:rPr>
+      </w:pPr>
+      <w:r>
+        <w:rPr>
+          <w:b/>
+          <w:noProof/>
+          <w:lang w:eastAsia="tr-TR"/>
+        </w:rPr>
+        <w:drawing>
+          <wp:inline distT="0" distB="0" distL="0" distR="0">
+            <wp:extent cx="5941093" cy="1579418"/>
+            <wp:effectExtent l="19050" t="0" r="2507" b="0"/>
+            <wp:docPr id="5" name="Resim 1"/>
+            <wp:cNvGraphicFramePr>
+              <a:graphicFrameLocks xmlns:a="http://schemas.openxmlformats.org/drawingml/2006/main" noChangeAspect="1"/>
+            </wp:cNvGraphicFramePr>
+            <a:graphic xmlns:a="http://schemas.openxmlformats.org/drawingml/2006/main">
+              <a:graphicData uri="http://schemas.openxmlformats.org/drawingml/2006/picture">
+                <pic:pic xmlns:pic="http://schemas.openxmlformats.org/drawingml/2006/picture">
+                  <pic:nvPicPr>
+                    <pic:cNvPr id="0" name="Picture 1"/>
+                    <pic:cNvPicPr>
+                      <a:picLocks noChangeAspect="1" noChangeArrowheads="1"/>
+                    </pic:cNvPicPr>
+                  </pic:nvPicPr>
+                  <pic:blipFill>
+                    <a:blip r:embed="rId7"/>
+                    <a:srcRect/>
+                    <a:stretch>
+                      <a:fillRect/>
+                    </a:stretch>
+                  </pic:blipFill>
+                  <pic:spPr bwMode="auto">
+                    <a:xfrm>
+                      <a:off x="0" y="0"/>
+                      <a:ext cx="5943600" cy="1580084"/>
+                    </a:xfrm>
+                    <a:prstGeom prst="rect">
+                      <a:avLst/>
+                    </a:prstGeom>
+                    <a:noFill/>
+                    <a:ln w="9525">
+                      <a:noFill/>
+                      <a:miter lim="800000"/>
+                      <a:headEnd/>
+                      <a:tailEnd/>
+                    </a:ln>
+                  </pic:spPr>
+                </pic:pic>
+              </a:graphicData>
+            </a:graphic>
+          </wp:inline>
+        </w:drawing>
+      </w:r>
+    </w:p>
+    <w:p>
+      <w:pPr>
+        <w:spacing w:after="0" w:line="240" w:lineRule="auto"/>
+        <w:rPr>
+          <w:b/>
+        </w:rPr>
+      </w:pPr>
+    </w:p>
+    <w:p>
+      <w:pPr>
+        <w:spacing w:after="0" w:line="240" w:lineRule="auto"/>
+        <w:rPr>
+          <w:b/>
+        </w:rPr>
+      </w:pPr>
+      <w:r>
+        <w:rPr>
+          <w:b/>
+        </w:rPr>
+        <w:tab/>
+      </w:r>
+      <w:r>
+        <w:rPr>
+          <w:b/>
+        </w:rPr>
+        <w:t>-- Rezervasyon tablosunu oluşturuyor: Üyelerin kitap rezervasyonlarını tutar.</w:t>
+      </w:r>
+    </w:p>
+    <w:p>
+      <w:pPr>
+        <w:spacing w:after="0" w:line="240" w:lineRule="auto"/>
+        <w:ind w:left="720"/>
+        <w:rPr>
+          <w:b/>
+        </w:rPr>
+      </w:pPr>
+      <w:r>
+        <w:rPr>
+          <w:b/>
+        </w:rPr>
+        <w:t>CREATE TABLE Rezervasyon (</w:t>
+      </w:r>
+    </w:p>
+    <w:p>
+      <w:pPr>
+        <w:spacing w:after="0" w:line="240" w:lineRule="auto"/>
+        <w:ind w:left="720"/>
+      </w:pPr>
+      <w:r>
+        <w:t xml:space="preserve">    RezervasyonID SERIAL PRIMARY KEY,                   -- Otomatik artan birincil anahtar</w:t>
+      </w:r>
+    </w:p>
+    <w:p>
+      <w:pPr>
+        <w:spacing w:after="0" w:line="240" w:lineRule="auto"/>
+        <w:ind w:left="720"/>
+      </w:pPr>
+      <w:r>
+        <w:t xml:space="preserve">    UyeID INT REFERENCES Uye(UyeID) ON DELETE CASCADE,  -- Rezervasyonu yapan üye</w:t>
+      </w:r>
+    </w:p>
+    <w:p>
+      <w:pPr>
+        <w:spacing w:after="0" w:line="240" w:lineRule="auto"/>
+        <w:ind w:left="720"/>
+      </w:pPr>
+      <w:r>
+        <w:t xml:space="preserve">    KitapID INT REFERENCES Kitap(KitapID) ON DELETE CASCADE, -- Rezerve edilen kitap</w:t>
+      </w:r>
+    </w:p>
+    <w:p>
+      <w:pPr>
+        <w:spacing w:after="0" w:line="240" w:lineRule="auto"/>
+        <w:ind w:left="720"/>
+      </w:pPr>
+      <w:r>
+        <w:t xml:space="preserve">    RezervasyonTarih DATE NOT NULL DEFAULT CURRENT_DATE, -- Rezervasyon tarihi</w:t>
+      </w:r>
+    </w:p>
+    <w:p>
+      <w:pPr>
+        <w:spacing w:after="0" w:line="240" w:lineRule="auto"/>
+        <w:ind w:left="720"/>
+      </w:pPr>
+      <w:r>
+        <w:t xml:space="preserve">    Durum VARCHAR(50) DEFAULT 'Boşta',                  -- Rezervasyon durumu</w:t>
+      </w:r>
+    </w:p>
+    <w:p>
+      <w:pPr>
+        <w:spacing w:after="0" w:line="240" w:lineRule="auto"/>
+        <w:ind w:left="720"/>
+      </w:pPr>
+      <w:r>
+        <w:t xml:space="preserve">    UNIQUE (KitapID, Durum)                             -- Kitap için yalnızca bir aktif rezervasyon</w:t>
+      </w:r>
+    </w:p>
+    <w:p>
+      <w:pPr>
+        <w:spacing w:after="0" w:line="240" w:lineRule="auto"/>
+        <w:ind w:left="720"/>
+        <w:rPr>
+          <w:b/>
+        </w:rPr>
+      </w:pPr>
+      <w:r>
+        <w:rPr>
+          <w:b/>
+        </w:rPr>
+        <w:t>);</w:t>
+      </w:r>
+    </w:p>
+    <w:p>
+      <w:pPr>
+        <w:spacing w:after="0" w:line="240" w:lineRule="auto"/>
+        <w:rPr>
+          <w:b/>
+        </w:rPr>
+      </w:pPr>
+      <w:r>
+        <w:rPr>
+          <w:b/>
+          <w:noProof/>
+          <w:lang w:eastAsia="tr-TR"/>
+        </w:rPr>
+        <w:drawing>
+          <wp:inline distT="0" distB="0" distL="0" distR="0">
+            <wp:extent cx="5618639" cy="1816925"/>
+            <wp:effectExtent l="19050" t="0" r="1111" b="0"/>
+            <wp:docPr id="8" name="Resim 7"/>
+            <wp:cNvGraphicFramePr>
+              <a:graphicFrameLocks xmlns:a="http://schemas.openxmlformats.org/drawingml/2006/main" noChangeAspect="1"/>
+            </wp:cNvGraphicFramePr>
+            <a:graphic xmlns:a="http://schemas.openxmlformats.org/drawingml/2006/main">
+              <a:graphicData uri="http://schemas.openxmlformats.org/drawingml/2006/picture">
+                <pic:pic xmlns:pic="http://schemas.openxmlformats.org/drawingml/2006/picture">
+                  <pic:nvPicPr>
+                    <pic:cNvPr id="0" name="Picture 7"/>
+                    <pic:cNvPicPr>
+                      <a:picLocks noChangeAspect="1" noChangeArrowheads="1"/>
+                    </pic:cNvPicPr>
+                  </pic:nvPicPr>
+                  <pic:blipFill>
+                    <a:blip r:embed="rId8"/>
+                    <a:srcRect/>
+                    <a:stretch>
+                      <a:fillRect/>
+                    </a:stretch>
+                  </pic:blipFill>
+                  <pic:spPr bwMode="auto">
+                    <a:xfrm>
+                      <a:off x="0" y="0"/>
+                      <a:ext cx="5631620" cy="1821123"/>
+                    </a:xfrm>
+                    <a:prstGeom prst="rect">
+                      <a:avLst/>
+                    </a:prstGeom>
+                    <a:noFill/>
+                    <a:ln w="9525">
+                      <a:noFill/>
+                      <a:miter lim="800000"/>
+                      <a:headEnd/>
+                      <a:tailEnd/>
+                    </a:ln>
+                  </pic:spPr>
+                </pic:pic>
+              </a:graphicData>
+            </a:graphic>
+          </wp:inline>
+        </w:drawing>
+      </w:r>
+    </w:p>
+    <w:p>
+      <w:pPr>
+        <w:spacing w:after="0" w:line="240" w:lineRule="auto"/>
+        <w:rPr>
+          <w:b/>
+        </w:rPr>
+      </w:pPr>
+      <w:r>
+        <w:rPr>
+          <w:b/>
+        </w:rPr>
+        <w:lastRenderedPageBreak/>
+        <w:tab/>
+      </w:r>
+    </w:p>
+    <w:p>
+      <w:pPr>
+        <w:spacing w:after="0" w:line="240" w:lineRule="auto"/>
+        <w:rPr>
+          <w:b/>
+        </w:rPr>
+      </w:pPr>
+    </w:p>
+    <w:p>
+      <w:pPr>
+        <w:spacing w:after="0" w:line="240" w:lineRule="auto"/>
+        <w:rPr>
+          <w:b/>
+        </w:rPr>
+      </w:pPr>
+    </w:p>
+    <w:p>
+      <w:pPr>
+        <w:spacing w:after="0" w:line="240" w:lineRule="auto"/>
+        <w:ind w:firstLine="720"/>
+        <w:rPr>
+          <w:b/>
+        </w:rPr>
+      </w:pPr>
+      <w:r>
+        <w:rPr>
+          <w:b/>
+        </w:rPr>
+        <w:t xml:space="preserve">DELETE FROM uye </w:t>
+      </w:r>
+    </w:p>
+    <w:p>
+      <w:pPr>
+        <w:spacing w:after="0" w:line="240" w:lineRule="auto"/>
+        <w:rPr>
+          <w:b/>
+        </w:rPr>
+      </w:pPr>
+      <w:r>
+        <w:rPr>
+          <w:b/>
+        </w:rPr>
+        <w:tab/>
+        <w:t>WHERE uyeid  = 9</w:t>
+      </w:r>
+    </w:p>
+    <w:p>
+      <w:pPr>
+        <w:spacing w:after="0" w:line="240" w:lineRule="auto"/>
+        <w:rPr>
+          <w:b/>
+        </w:rPr>
+      </w:pPr>
+      <w:r>
+        <w:rPr>
+          <w:b/>
+        </w:rPr>
+        <w:tab/>
+        <w:t>SELECT * FROM uye;</w:t>
+      </w:r>
+    </w:p>
+    <w:p>
+      <w:pPr>
+        <w:spacing w:after="0" w:line="240" w:lineRule="auto"/>
+        <w:rPr>
+          <w:b/>
+        </w:rPr>
+      </w:pPr>
+      <w:r>
+        <w:rPr>
+          <w:b/>
+          <w:noProof/>
+          <w:lang w:eastAsia="tr-TR"/>
+        </w:rPr>
+        <w:drawing>
+          <wp:inline distT="0" distB="0" distL="0" distR="0">
+            <wp:extent cx="5943600" cy="1850375"/>
+            <wp:effectExtent l="19050" t="0" r="0" b="0"/>
+            <wp:docPr id="9" name="Resim 10"/>
+            <wp:cNvGraphicFramePr>
+              <a:graphicFrameLocks xmlns:a="http://schemas.openxmlformats.org/drawingml/2006/main" noChangeAspect="1"/>
+            </wp:cNvGraphicFramePr>
+            <a:graphic xmlns:a="http://schemas.openxmlformats.org/drawingml/2006/main">
+              <a:graphicData uri="http://schemas.openxmlformats.org/drawingml/2006/picture">
+                <pic:pic xmlns:pic="http://schemas.openxmlformats.org/drawingml/2006/picture">
+                  <pic:nvPicPr>
+                    <pic:cNvPr id="0" name="Picture 10"/>
+                    <pic:cNvPicPr>
+                      <a:picLocks noChangeAspect="1" noChangeArrowheads="1"/>
+                    </pic:cNvPicPr>
+                  </pic:nvPicPr>
+                  <pic:blipFill>
+                    <a:blip r:embed="rId9"/>
+                    <a:srcRect/>
+                    <a:stretch>
+                      <a:fillRect/>
+                    </a:stretch>
+                  </pic:blipFill>
+                  <pic:spPr bwMode="auto">
+                    <a:xfrm>
+                      <a:off x="0" y="0"/>
+                      <a:ext cx="5943600" cy="1850375"/>
+                    </a:xfrm>
+                    <a:prstGeom prst="rect">
+                      <a:avLst/>
+                    </a:prstGeom>
+                    <a:noFill/>
+                    <a:ln w="9525">
+                      <a:noFill/>
+                      <a:miter lim="800000"/>
+                      <a:headEnd/>
+                      <a:tailEnd/>
+                    </a:ln>
+                  </pic:spPr>
+                </pic:pic>
+              </a:graphicData>
+            </a:graphic>
+          </wp:inline>
+        </w:drawing>
+      </w:r>
+    </w:p>
+    <w:p>
+      <w:pPr>
+        <w:spacing w:after="0" w:line="240" w:lineRule="auto"/>
+        <w:rPr>
+          <w:b/>
+        </w:rPr>
+      </w:pPr>
+    </w:p>
+    <w:p>
+      <w:pPr>
+        <w:spacing w:after="0" w:line="240" w:lineRule="auto"/>
+        <w:rPr>
+          <w:b/>
+        </w:rPr>
+      </w:pPr>
+    </w:p>
+    <w:p>
+      <w:pPr>
+        <w:spacing w:after="0" w:line="240" w:lineRule="auto"/>
+        <w:rPr>
+          <w:b/>
+        </w:rPr>
+      </w:pPr>
+    </w:p>
+    <w:p>
+      <w:pPr>
+        <w:spacing w:after="0" w:line="240" w:lineRule="auto"/>
+        <w:rPr>
+          <w:b/>
+        </w:rPr>
+      </w:pPr>
+    </w:p>
+    <w:p>
+      <w:pPr>
+        <w:spacing w:after="0" w:line="240" w:lineRule="auto"/>
+        <w:rPr>
+          <w:b/>
+        </w:rPr>
+      </w:pPr>
+    </w:p>
+    <w:p>
+      <w:pPr>
+        <w:spacing w:after="0" w:line="240" w:lineRule="auto"/>
+        <w:rPr>
+          <w:b/>
+        </w:rPr>
+      </w:pPr>
+      <w:r>
+        <w:rPr>
+          <w:b/>
+        </w:rPr>
+        <w:tab/>
+        <w:t>SELECT * FROM rezervasyon;</w:t>
+      </w:r>
+    </w:p>
+    <w:p>
+      <w:pPr>
+        <w:spacing w:after="0" w:line="240" w:lineRule="auto"/>
+        <w:rPr>
+          <w:b/>
+        </w:rPr>
+      </w:pPr>
+      <w:r>
+        <w:rPr>
+          <w:b/>
+          <w:noProof/>
+          <w:lang w:eastAsia="tr-TR"/>
+        </w:rPr>
+        <w:drawing>
+          <wp:inline distT="0" distB="0" distL="0" distR="0">
+            <wp:extent cx="5628640" cy="2564765"/>
+            <wp:effectExtent l="19050" t="0" r="0" b="0"/>
+            <wp:docPr id="13" name="Resim 13"/>
+            <wp:cNvGraphicFramePr>
+              <a:graphicFrameLocks xmlns:a="http://schemas.openxmlformats.org/drawingml/2006/main" noChangeAspect="1"/>
+            </wp:cNvGraphicFramePr>
+            <a:graphic xmlns:a="http://schemas.openxmlformats.org/drawingml/2006/main">
+              <a:graphicData uri="http://schemas.openxmlformats.org/drawingml/2006/picture">
+                <pic:pic xmlns:pic="http://schemas.openxmlformats.org/drawingml/2006/picture">
+                  <pic:nvPicPr>
+                    <pic:cNvPr id="0" name="Picture 13"/>
+                    <pic:cNvPicPr>
+                      <a:picLocks noChangeAspect="1" noChangeArrowheads="1"/>
+                    </pic:cNvPicPr>
+                  </pic:nvPicPr>
+                  <pic:blipFill>
+                    <a:blip r:embed="rId10"/>
+                    <a:srcRect/>
+                    <a:stretch>
+                      <a:fillRect/>
+                    </a:stretch>
+                  </pic:blipFill>
+                  <pic:spPr bwMode="auto">
+                    <a:xfrm>
+                      <a:off x="0" y="0"/>
+                      <a:ext cx="5628640" cy="2564765"/>
+                    </a:xfrm>
+                    <a:prstGeom prst="rect">
+                      <a:avLst/>
+                    </a:prstGeom>
+                    <a:noFill/>
+                    <a:ln w="9525">
+                      <a:noFill/>
+                      <a:miter lim="800000"/>
+                      <a:headEnd/>
+                      <a:tailEnd/>
+                    </a:ln>
+                  </pic:spPr>
+                </pic:pic>
+              </a:graphicData>
+            </a:graphic>
+          </wp:inline>
+        </w:drawing>
+      </w:r>
+    </w:p>
+    <w:p>
+      <w:pPr>
+        <w:spacing w:after="0" w:line="240" w:lineRule="auto"/>
+        <w:rPr>
+          <w:b/>
+        </w:rPr>
+      </w:pPr>
+    </w:p>
+    <w:p>
+      <w:pPr>
+        <w:spacing w:after="0" w:line="240" w:lineRule="auto"/>
+        <w:rPr>
+          <w:b/>
+        </w:rPr>
+      </w:pPr>
+    </w:p>
+    <w:p>
+      <w:pPr>
+        <w:spacing w:after="0" w:line="240" w:lineRule="auto"/>
+        <w:rPr>
+          <w:b/>
+        </w:rPr>
+      </w:pPr>
+    </w:p>
+    <w:p>
+      <w:pPr>
+        <w:spacing w:after="0" w:line="240" w:lineRule="auto"/>
+        <w:rPr>
+          <w:b/>
+        </w:rPr>
+      </w:pPr>
+    </w:p>
+    <w:p>
+      <w:pPr>
+        <w:spacing w:after="0" w:line="240" w:lineRule="auto"/>
+        <w:rPr>
+          <w:b/>
+        </w:rPr>
+      </w:pPr>
+    </w:p>
+    <w:p>
+      <w:pPr>
+        <w:spacing w:after="0" w:line="240" w:lineRule="auto"/>
+        <w:rPr>
+          <w:b/>
+        </w:rPr>
+      </w:pPr>
+    </w:p>
+    <w:p>
+      <w:pPr>
+        <w:spacing w:after="0" w:line="240" w:lineRule="auto"/>
+        <w:rPr>
+          <w:b/>
+        </w:rPr>
+      </w:pPr>
+    </w:p>
+    <w:p>
+      <w:pPr>
+        <w:spacing w:after="0" w:line="240" w:lineRule="auto"/>
+        <w:rPr>
+          <w:b/>
+        </w:rPr>
+      </w:pPr>
+    </w:p>
+    <w:p>
+      <w:pPr>
+        <w:spacing w:after="0" w:line="240" w:lineRule="auto"/>
+        <w:rPr>
+          <w:b/>
+        </w:rPr>
+      </w:pPr>
+    </w:p>
+    <w:p>
+      <w:pPr>
+        <w:spacing w:after="0" w:line="240" w:lineRule="auto"/>
+        <w:rPr>
+          <w:b/>
+        </w:rPr>
+      </w:pPr>
+    </w:p>
+    <w:p>
+      <w:pPr>
+        <w:pStyle w:val="ListeParagraf"/>
+        <w:numPr>
+          <w:ilvl w:val="0"/>
+          <w:numId w:val="22"/>
+        </w:numPr>
+        <w:spacing w:after="0" w:line="240" w:lineRule="auto"/>
+        <w:rPr>
+          <w:b/>
+        </w:rPr>
+      </w:pPr>
+      <w:r>
+        <w:rPr>
+          <w:b/>
+        </w:rPr>
+        <w:lastRenderedPageBreak/>
+        <w:t>Fonksiyon</w:t>
+      </w:r>
+    </w:p>
+    <w:p>
+      <w:pPr>
+        <w:spacing w:after="0" w:line="240" w:lineRule="auto"/>
+        <w:ind w:left="360"/>
+        <w:rPr>
+          <w:b/>
+        </w:rPr>
+      </w:pPr>
+    </w:p>
+    <w:p>
+      <w:pPr>
+        <w:pStyle w:val="ListeParagraf"/>
+        <w:numPr>
+          <w:ilvl w:val="1"/>
+          <w:numId w:val="22"/>
+        </w:numPr>
+        <w:spacing w:after="0" w:line="240" w:lineRule="auto"/>
+        <w:rPr>
+          <w:b/>
+        </w:rPr>
+      </w:pPr>
+      <w:r>
+        <w:rPr>
+          <w:b/>
+        </w:rPr>
+        <w:t>Fonksiyon Oluşturulması</w:t>
+      </w:r>
+    </w:p>
+    <w:p>
+      <w:pPr>
+        <w:spacing w:after="0" w:line="240" w:lineRule="auto"/>
+        <w:ind w:left="1440"/>
+        <w:rPr>
+          <w:b/>
+        </w:rPr>
+      </w:pPr>
+      <w:r>
+        <w:rPr>
+          <w:b/>
+        </w:rPr>
+        <w:t>CREATE OR REPLACE FUNCTION toplam_ceza_hesapla(uye_id INT)</w:t>
+      </w:r>
+    </w:p>
+    <w:p>
+      <w:pPr>
+        <w:spacing w:after="0" w:line="240" w:lineRule="auto"/>
+        <w:ind w:left="1440"/>
+        <w:rPr>
+          <w:b/>
+        </w:rPr>
+      </w:pPr>
+      <w:r>
+        <w:rPr>
+          <w:b/>
+        </w:rPr>
+        <w:t>RETURNS NUMERIC</w:t>
+      </w:r>
+    </w:p>
+    <w:p>
+      <w:pPr>
+        <w:spacing w:after="0" w:line="240" w:lineRule="auto"/>
+        <w:ind w:left="1440"/>
+        <w:rPr>
+          <w:b/>
+        </w:rPr>
+      </w:pPr>
+      <w:r>
+        <w:rPr>
+          <w:b/>
+        </w:rPr>
+        <w:t>LANGUAGE plpgsql</w:t>
+      </w:r>
+    </w:p>
+    <w:p>
+      <w:pPr>
+        <w:spacing w:after="0" w:line="240" w:lineRule="auto"/>
+        <w:ind w:left="1440"/>
+        <w:rPr>
+          <w:b/>
+        </w:rPr>
+      </w:pPr>
+      <w:r>
+        <w:rPr>
+          <w:b/>
+        </w:rPr>
+        <w:t>AS $$</w:t>
+      </w:r>
+    </w:p>
+    <w:p>
+      <w:pPr>
+        <w:spacing w:after="0" w:line="240" w:lineRule="auto"/>
+        <w:ind w:left="1440"/>
+        <w:rPr>
+          <w:b/>
+        </w:rPr>
+      </w:pPr>
+      <w:r>
+        <w:rPr>
+          <w:b/>
+        </w:rPr>
+        <w:t>DECLARE</w:t>
+      </w:r>
+    </w:p>
+    <w:p>
+      <w:pPr>
+        <w:spacing w:after="0" w:line="240" w:lineRule="auto"/>
+        <w:ind w:left="1440"/>
+        <w:rPr>
+          <w:b/>
+        </w:rPr>
+      </w:pPr>
+      <w:r>
+        <w:rPr>
+          <w:b/>
+        </w:rPr>
+        <w:t xml:space="preserve">    toplam_ceza NUMERIC;</w:t>
+      </w:r>
+    </w:p>
+    <w:p>
+      <w:pPr>
+        <w:spacing w:after="0" w:line="240" w:lineRule="auto"/>
+        <w:ind w:left="1440"/>
+        <w:rPr>
+          <w:b/>
+        </w:rPr>
+      </w:pPr>
+      <w:r>
+        <w:rPr>
+          <w:b/>
+        </w:rPr>
+        <w:t>BEGIN</w:t>
+      </w:r>
+    </w:p>
+    <w:p>
+      <w:pPr>
+        <w:spacing w:after="0" w:line="240" w:lineRule="auto"/>
+        <w:ind w:left="1440"/>
+        <w:rPr>
+          <w:b/>
+        </w:rPr>
+      </w:pPr>
+      <w:r>
+        <w:rPr>
+          <w:b/>
+        </w:rPr>
+        <w:t xml:space="preserve">    SELECT COALESCE(SUM(CezaMiktar), 0) -- Ceza yoksa 0 döner</w:t>
+      </w:r>
+    </w:p>
+    <w:p>
+      <w:pPr>
+        <w:spacing w:after="0" w:line="240" w:lineRule="auto"/>
+        <w:ind w:left="1440"/>
+        <w:rPr>
+          <w:b/>
+        </w:rPr>
+      </w:pPr>
+      <w:r>
+        <w:rPr>
+          <w:b/>
+        </w:rPr>
+        <w:t xml:space="preserve">    INTO toplam_ceza</w:t>
+      </w:r>
+    </w:p>
+    <w:p>
+      <w:pPr>
+        <w:spacing w:after="0" w:line="240" w:lineRule="auto"/>
+        <w:ind w:left="1440"/>
+        <w:rPr>
+          <w:b/>
+        </w:rPr>
+      </w:pPr>
+      <w:r>
+        <w:rPr>
+          <w:b/>
+        </w:rPr>
+        <w:t xml:space="preserve">    FROM Ceza</w:t>
+      </w:r>
+    </w:p>
+    <w:p>
+      <w:pPr>
+        <w:spacing w:after="0" w:line="240" w:lineRule="auto"/>
+        <w:ind w:left="1440"/>
+        <w:rPr>
+          <w:b/>
+        </w:rPr>
+      </w:pPr>
+      <w:r>
+        <w:rPr>
+          <w:b/>
+        </w:rPr>
+        <w:t xml:space="preserve">    WHERE UyeID = uye_id;</w:t>
+      </w:r>
+    </w:p>
+    <w:p>
+      <w:pPr>
+        <w:spacing w:after="0" w:line="240" w:lineRule="auto"/>
+        <w:ind w:left="1440"/>
+        <w:rPr>
+          <w:b/>
+        </w:rPr>
+      </w:pPr>
+      <w:r>
+        <w:rPr>
+          <w:b/>
+        </w:rPr>
+        <w:t xml:space="preserve">    RETURN toplam_ceza;</w:t>
+      </w:r>
+    </w:p>
+    <w:p>
+      <w:pPr>
+        <w:spacing w:after="0" w:line="240" w:lineRule="auto"/>
+        <w:ind w:left="1440"/>
+        <w:rPr>
+          <w:b/>
+        </w:rPr>
+      </w:pPr>
+      <w:r>
+        <w:rPr>
+          <w:b/>
+        </w:rPr>
+        <w:t>END;</w:t>
+      </w:r>
+    </w:p>
+    <w:p>
+      <w:pPr>
+        <w:spacing w:after="0" w:line="240" w:lineRule="auto"/>
+        <w:ind w:left="1440"/>
+        <w:rPr>
+          <w:b/>
+        </w:rPr>
+      </w:pPr>
+      <w:r>
+        <w:rPr>
+          <w:b/>
+        </w:rPr>
+        <w:t>$$;</w:t>
+      </w:r>
+    </w:p>
+    <w:p>
+      <w:pPr>
+        <w:spacing w:after="0" w:line="240" w:lineRule="auto"/>
+        <w:ind w:left="1440"/>
+        <w:rPr>
+          <w:rStyle w:val="ListeParagraf"/>
+          <w:i/>
+        </w:rPr>
+      </w:pPr>
+      <w:r>
+        <w:rPr>
+          <w:b/>
+        </w:rPr>
+        <w:br/>
+      </w:r>
+      <w:r>
+        <w:rPr>
+          <w:i/>
+        </w:rPr>
+        <w:t xml:space="preserve">-- </w:t>
+      </w:r>
+      <w:r>
+        <w:rPr>
+          <w:rStyle w:val="Gl"/>
+          <w:b w:val="0"/>
+          <w:i/>
+        </w:rPr>
+        <w:t>CREATE OR REPLACE FUNCTION</w:t>
+      </w:r>
+      <w:r>
+        <w:rPr>
+          <w:i/>
+        </w:rPr>
+        <w:t>: Eğer aynı isimde bir fonksiyon varsa üzerine yazılır, yoksa yeni bir fonksiyon oluşturur.</w:t>
+      </w:r>
+    </w:p>
+    <w:p>
+      <w:pPr>
+        <w:spacing w:after="0" w:line="240" w:lineRule="auto"/>
+        <w:ind w:left="1440"/>
+        <w:rPr>
+          <w:i/>
+        </w:rPr>
+      </w:pPr>
+      <w:r>
+        <w:rPr>
+          <w:i/>
+        </w:rPr>
+        <w:t>-</w:t>
+      </w:r>
+      <w:r>
+        <w:rPr>
+          <w:rStyle w:val="Gl"/>
+          <w:i/>
+        </w:rPr>
+        <w:t xml:space="preserve">- </w:t>
+      </w:r>
+      <w:r>
+        <w:rPr>
+          <w:rStyle w:val="Gl"/>
+          <w:b w:val="0"/>
+          <w:i/>
+        </w:rPr>
+        <w:t>toplam_ceza_hesapla</w:t>
+      </w:r>
+      <w:r>
+        <w:rPr>
+          <w:i/>
+        </w:rPr>
+        <w:t>: Fonksiyonun adı.</w:t>
+      </w:r>
+      <w:r>
+        <w:rPr>
+          <w:i/>
+        </w:rPr>
+        <w:br/>
+      </w:r>
+      <w:r>
+        <w:rPr>
+          <w:b/>
+          <w:i/>
+        </w:rPr>
+        <w:t xml:space="preserve">-- </w:t>
+      </w:r>
+      <w:r>
+        <w:rPr>
+          <w:i/>
+        </w:rPr>
+        <w:t>(uye_id INT): Bu fonksiyon, INT türünde bir uye_id parametresi alır.</w:t>
+      </w:r>
+    </w:p>
+    <w:p>
+      <w:pPr>
+        <w:spacing w:after="0" w:line="240" w:lineRule="auto"/>
+        <w:ind w:left="1440"/>
+        <w:rPr>
+          <w:i/>
+        </w:rPr>
+      </w:pPr>
+      <w:r>
+        <w:rPr>
+          <w:i/>
+        </w:rPr>
+        <w:t>-- RETURNS NUMERIC: Fonksiyon, sonuç olarak NUMERIC türünde bir değer döndürür.</w:t>
+      </w:r>
+      <w:r>
+        <w:rPr>
+          <w:i/>
+        </w:rPr>
+        <w:br/>
+        <w:t>-- LANGUAGE plpgsql: Bu fonksiyon, PostgreSQL'in PL/pgSQL dilinde yazılmıştır.</w:t>
+      </w:r>
+    </w:p>
+    <w:p>
+      <w:pPr>
+        <w:spacing w:after="0" w:line="240" w:lineRule="auto"/>
+        <w:ind w:left="1440"/>
+        <w:rPr>
+          <w:i/>
+        </w:rPr>
+      </w:pPr>
+    </w:p>
+    <w:p>
+      <w:pPr>
+        <w:spacing w:after="0" w:line="240" w:lineRule="auto"/>
+        <w:ind w:left="1440"/>
+        <w:rPr>
+          <w:i/>
+        </w:rPr>
+      </w:pPr>
+      <w:r>
+        <w:rPr>
+          <w:i/>
+        </w:rPr>
+        <w:t>-- DECLARE: Fonksiyon içinde kullanılacak yerel değişkenlerin tanımlandığı bölümdür.</w:t>
+      </w:r>
+    </w:p>
+    <w:p>
+      <w:pPr>
+        <w:spacing w:after="0" w:line="240" w:lineRule="auto"/>
+        <w:ind w:left="1440"/>
+        <w:rPr>
+          <w:i/>
+        </w:rPr>
+      </w:pPr>
+      <w:r>
+        <w:rPr>
+          <w:i/>
+        </w:rPr>
+        <w:t>-- BEGIN … END: Fonksiyonun ana işlem bloğunu tanımlar.</w:t>
+      </w:r>
+      <w:r>
+        <w:rPr>
+          <w:i/>
+        </w:rPr>
+        <w:br/>
+        <w:t>-- SUM(CezaMiktar): Ceza tablosundaki CezaMiktar sütununun toplamını hesaplar. Bu, UyeID ile eşleşen tüm ceza miktarlarını toplar.</w:t>
+      </w:r>
+      <w:r>
+        <w:rPr>
+          <w:i/>
+        </w:rPr>
+        <w:br/>
+        <w:t>-- COALESCE(SUM(CezaMiktar), 0): Eğer SUM sonucu NULL dönerse (yani, üyenin hiç cezası yoksa), bunun yerine 0 değeri döndürülür.</w:t>
+      </w:r>
+      <w:r>
+        <w:rPr>
+          <w:i/>
+        </w:rPr>
+        <w:br/>
+        <w:t>-- INTO toplam_ceza: SELECT sorgusunun sonucu toplam_ceza değişkenine atanır.</w:t>
+      </w:r>
+      <w:r>
+        <w:rPr>
+          <w:i/>
+        </w:rPr>
+        <w:br/>
+        <w:t>-- FROM Ceza: İşlem Ceza tablosunda gerçekleştirilir.</w:t>
+      </w:r>
+      <w:r>
+        <w:rPr>
+          <w:i/>
+        </w:rPr>
+        <w:br/>
+        <w:t>-- WHERE UyeID = uye_id: Sorgu, sadece uye_id parametresine eşit olan üyeler için ceza miktarını hesaplar.</w:t>
+      </w:r>
+    </w:p>
+    <w:p>
+      <w:pPr>
+        <w:spacing w:after="0" w:line="240" w:lineRule="auto"/>
+        <w:ind w:left="1440"/>
+      </w:pPr>
+    </w:p>
+    <w:p>
+      <w:pPr>
+        <w:pStyle w:val="ListeParagraf"/>
+        <w:numPr>
+          <w:ilvl w:val="0"/>
+          <w:numId w:val="24"/>
+        </w:numPr>
+        <w:spacing w:after="0" w:line="240" w:lineRule="auto"/>
+        <w:rPr>
+          <w:b/>
+        </w:rPr>
+      </w:pPr>
+      <w:r>
+        <w:rPr>
+          <w:b/>
+        </w:rPr>
+        <w:t>Fonksiyon Çağırılması</w:t>
+      </w:r>
+    </w:p>
+    <w:p>
+      <w:pPr>
+        <w:spacing w:after="0" w:line="240" w:lineRule="auto"/>
+        <w:rPr>
+          <w:b/>
+        </w:rPr>
+      </w:pPr>
+    </w:p>
+    <w:p>
+      <w:pPr>
+        <w:spacing w:after="0" w:line="240" w:lineRule="auto"/>
+        <w:ind w:left="1449"/>
+        <w:rPr>
+          <w:i/>
+        </w:rPr>
+      </w:pPr>
+      <w:r>
+        <w:rPr>
+          <w:b/>
+        </w:rPr>
+        <w:t xml:space="preserve">SELECT </w:t>
+      </w:r>
+      <w:r>
+        <w:t>toplam_ceza_hesapla(</w:t>
+      </w:r>
+      <w:r>
+        <w:t>6</w:t>
+      </w:r>
+      <w:r>
+        <w:t>);</w:t>
+      </w:r>
+      <w:r>
+        <w:t xml:space="preserve"> </w:t>
+      </w:r>
+      <w:r>
+        <w:rPr>
+          <w:b/>
+        </w:rPr>
+        <w:t xml:space="preserve"> </w:t>
+      </w:r>
+      <w:r>
+        <w:rPr>
+          <w:i/>
+        </w:rPr>
+        <w:t>-- 6 numaralı üyenin toplam cezasını getirir.</w:t>
+      </w:r>
+    </w:p>
+    <w:p>
+      <w:pPr>
+        <w:spacing w:after="0" w:line="240" w:lineRule="auto"/>
+        <w:ind w:left="1449"/>
+        <w:rPr>
+          <w:b/>
+        </w:rPr>
+      </w:pPr>
+    </w:p>
+    <w:p>
+      <w:pPr>
+        <w:spacing w:after="0" w:line="240" w:lineRule="auto"/>
+        <w:ind w:left="1449"/>
+        <w:rPr>
+          <w:b/>
+        </w:rPr>
+      </w:pPr>
+      <w:r>
+        <w:rPr>
+          <w:b/>
+          <w:noProof/>
+          <w:lang w:eastAsia="tr-TR"/>
+        </w:rPr>
+        <w:drawing>
+          <wp:inline distT="0" distB="0" distL="0" distR="0">
+            <wp:extent cx="3128187" cy="1010054"/>
+            <wp:effectExtent l="19050" t="0" r="0" b="0"/>
+            <wp:docPr id="16" name="Resim 16"/>
+            <wp:cNvGraphicFramePr>
+              <a:graphicFrameLocks xmlns:a="http://schemas.openxmlformats.org/drawingml/2006/main" noChangeAspect="1"/>
+            </wp:cNvGraphicFramePr>
+            <a:graphic xmlns:a="http://schemas.openxmlformats.org/drawingml/2006/main">
+              <a:graphicData uri="http://schemas.openxmlformats.org/drawingml/2006/picture">
+                <pic:pic xmlns:pic="http://schemas.openxmlformats.org/drawingml/2006/picture">
+                  <pic:nvPicPr>
+                    <pic:cNvPr id="0" name="Picture 16"/>
+                    <pic:cNvPicPr>
+                      <a:picLocks noChangeAspect="1" noChangeArrowheads="1"/>
+                    </pic:cNvPicPr>
+                  </pic:nvPicPr>
+                  <pic:blipFill>
+                    <a:blip r:embed="rId11"/>
+                    <a:srcRect/>
+                    <a:stretch>
+                      <a:fillRect/>
+                    </a:stretch>
+                  </pic:blipFill>
+                  <pic:spPr bwMode="auto">
+                    <a:xfrm>
+                      <a:off x="0" y="0"/>
+                      <a:ext cx="3139190" cy="1013607"/>
+                    </a:xfrm>
+                    <a:prstGeom prst="rect">
+                      <a:avLst/>
+                    </a:prstGeom>
+                    <a:noFill/>
+                    <a:ln w="9525">
+                      <a:noFill/>
+                      <a:miter lim="800000"/>
+                      <a:headEnd/>
+                      <a:tailEnd/>
+                    </a:ln>
+                  </pic:spPr>
+                </pic:pic>
+              </a:graphicData>
+            </a:graphic>
+          </wp:inline>
+        </w:drawing>
+      </w:r>
+    </w:p>
+    <w:p>
+      <w:pPr>
+        <w:spacing w:after="0" w:line="240" w:lineRule="auto"/>
+        <w:rPr>
+          <w:b/>
+        </w:rPr>
+      </w:pPr>
+    </w:p>
+    <w:p>
+      <w:pPr>
+        <w:spacing w:after="0" w:line="240" w:lineRule="auto"/>
+        <w:ind w:left="1440"/>
+        <w:rPr>
+          <w:b/>
+        </w:rPr>
+      </w:pPr>
     </w:p>
     <w:sectPr>
-      <w:footerReference w:type="even" r:id="rId7"/>
-      <w:footerReference w:type="default" r:id="rId8"/>
+      <w:footerReference w:type="even" r:id="rId12"/>
+      <w:footerReference w:type="default" r:id="rId13"/>
       <w:pgSz w:w="12240" w:h="15840"/>
       <w:pgMar w:top="1440" w:right="1440" w:bottom="1440" w:left="1440" w:header="720" w:footer="720" w:gutter="0"/>
       <w:cols w:space="720"/>
@@ -532,7 +1804,7 @@
             <w:rStyle w:val="SayfaNumaras"/>
             <w:noProof/>
           </w:rPr>
-          <w:t>1</w:t>
+          <w:t>2</w:t>
         </w:r>
         <w:r>
           <w:rPr>
@@ -919,6 +2191,119 @@
     </w:lvl>
   </w:abstractNum>
   <w:abstractNum w:abstractNumId="3">
+    <w:nsid w:val="24D8230C"/>
+    <w:multiLevelType w:val="hybridMultilevel"/>
+    <w:tmpl w:val="6DB422DC"/>
+    <w:lvl w:ilvl="0" w:tplc="041F0001">
+      <w:start w:val="1"/>
+      <w:numFmt w:val="bullet"/>
+      <w:lvlText w:val=""/>
+      <w:lvlJc w:val="left"/>
+      <w:pPr>
+        <w:ind w:left="1440" w:hanging="360"/>
+      </w:pPr>
+      <w:rPr>
+        <w:rFonts w:ascii="Symbol" w:hAnsi="Symbol" w:hint="default"/>
+      </w:rPr>
+    </w:lvl>
+    <w:lvl w:ilvl="1" w:tplc="041F0003" w:tentative="1">
+      <w:start w:val="1"/>
+      <w:numFmt w:val="bullet"/>
+      <w:lvlText w:val="o"/>
+      <w:lvlJc w:val="left"/>
+      <w:pPr>
+        <w:ind w:left="2160" w:hanging="360"/>
+      </w:pPr>
+      <w:rPr>
+        <w:rFonts w:ascii="Courier New" w:hAnsi="Courier New" w:cs="Courier New" w:hint="default"/>
+      </w:rPr>
+    </w:lvl>
+    <w:lvl w:ilvl="2" w:tplc="041F0005" w:tentative="1">
+      <w:start w:val="1"/>
+      <w:numFmt w:val="bullet"/>
+      <w:lvlText w:val=""/>
+      <w:lvlJc w:val="left"/>
+      <w:pPr>
+        <w:ind w:left="2880" w:hanging="360"/>
+      </w:pPr>
+      <w:rPr>
+        <w:rFonts w:ascii="Wingdings" w:hAnsi="Wingdings" w:hint="default"/>
+      </w:rPr>
+    </w:lvl>
+    <w:lvl w:ilvl="3" w:tplc="041F0001" w:tentative="1">
+      <w:start w:val="1"/>
+      <w:numFmt w:val="bullet"/>
+      <w:lvlText w:val=""/>
+      <w:lvlJc w:val="left"/>
+      <w:pPr>
+        <w:ind w:left="3600" w:hanging="360"/>
+      </w:pPr>
+      <w:rPr>
+        <w:rFonts w:ascii="Symbol" w:hAnsi="Symbol" w:hint="default"/>
+      </w:rPr>
+    </w:lvl>
+    <w:lvl w:ilvl="4" w:tplc="041F0003" w:tentative="1">
+      <w:start w:val="1"/>
+      <w:numFmt w:val="bullet"/>
+      <w:lvlText w:val="o"/>
+      <w:lvlJc w:val="left"/>
+      <w:pPr>
+        <w:ind w:left="4320" w:hanging="360"/>
+      </w:pPr>
+      <w:rPr>
+        <w:rFonts w:ascii="Courier New" w:hAnsi="Courier New" w:cs="Courier New" w:hint="default"/>
+      </w:rPr>
+    </w:lvl>
+    <w:lvl w:ilvl="5" w:tplc="041F0005" w:tentative="1">
+      <w:start w:val="1"/>
+      <w:numFmt w:val="bullet"/>
+      <w:lvlText w:val=""/>
+      <w:lvlJc w:val="left"/>
+      <w:pPr>
+        <w:ind w:left="5040" w:hanging="360"/>
+      </w:pPr>
+      <w:rPr>
+        <w:rFonts w:ascii="Wingdings" w:hAnsi="Wingdings" w:hint="default"/>
+      </w:rPr>
+    </w:lvl>
+    <w:lvl w:ilvl="6" w:tplc="041F0001" w:tentative="1">
+      <w:start w:val="1"/>
+      <w:numFmt w:val="bullet"/>
+      <w:lvlText w:val=""/>
+      <w:lvlJc w:val="left"/>
+      <w:pPr>
+        <w:ind w:left="5760" w:hanging="360"/>
+      </w:pPr>
+      <w:rPr>
+        <w:rFonts w:ascii="Symbol" w:hAnsi="Symbol" w:hint="default"/>
+      </w:rPr>
+    </w:lvl>
+    <w:lvl w:ilvl="7" w:tplc="041F0003" w:tentative="1">
+      <w:start w:val="1"/>
+      <w:numFmt w:val="bullet"/>
+      <w:lvlText w:val="o"/>
+      <w:lvlJc w:val="left"/>
+      <w:pPr>
+        <w:ind w:left="6480" w:hanging="360"/>
+      </w:pPr>
+      <w:rPr>
+        <w:rFonts w:ascii="Courier New" w:hAnsi="Courier New" w:cs="Courier New" w:hint="default"/>
+      </w:rPr>
+    </w:lvl>
+    <w:lvl w:ilvl="8" w:tplc="041F0005" w:tentative="1">
+      <w:start w:val="1"/>
+      <w:numFmt w:val="bullet"/>
+      <w:lvlText w:val=""/>
+      <w:lvlJc w:val="left"/>
+      <w:pPr>
+        <w:ind w:left="7200" w:hanging="360"/>
+      </w:pPr>
+      <w:rPr>
+        <w:rFonts w:ascii="Wingdings" w:hAnsi="Wingdings" w:hint="default"/>
+      </w:rPr>
+    </w:lvl>
+  </w:abstractNum>
+  <w:abstractNum w:abstractNumId="4">
     <w:nsid w:val="2A2D3F19"/>
     <w:multiLevelType w:val="hybridMultilevel"/>
     <w:tmpl w:val="D2A6C08E"/>
@@ -1004,7 +2389,7 @@
       </w:pPr>
     </w:lvl>
   </w:abstractNum>
-  <w:abstractNum w:abstractNumId="4">
+  <w:abstractNum w:abstractNumId="5">
     <w:nsid w:val="2A9C5E9F"/>
     <w:multiLevelType w:val="hybridMultilevel"/>
     <w:tmpl w:val="95A09C14"/>
@@ -1090,7 +2475,7 @@
       </w:pPr>
     </w:lvl>
   </w:abstractNum>
-  <w:abstractNum w:abstractNumId="5">
+  <w:abstractNum w:abstractNumId="6">
     <w:nsid w:val="2FA0585D"/>
     <w:multiLevelType w:val="hybridMultilevel"/>
     <w:tmpl w:val="E8886D04"/>
@@ -1203,7 +2588,7 @@
       </w:rPr>
     </w:lvl>
   </w:abstractNum>
-  <w:abstractNum w:abstractNumId="6">
+  <w:abstractNum w:abstractNumId="7">
     <w:nsid w:val="3A980920"/>
     <w:multiLevelType w:val="hybridMultilevel"/>
     <w:tmpl w:val="B5645EC8"/>
@@ -1316,7 +2701,7 @@
       </w:rPr>
     </w:lvl>
   </w:abstractNum>
-  <w:abstractNum w:abstractNumId="7">
+  <w:abstractNum w:abstractNumId="8">
     <w:nsid w:val="3EAC0FA0"/>
     <w:multiLevelType w:val="hybridMultilevel"/>
     <w:tmpl w:val="698820BA"/>
@@ -1409,7 +2794,7 @@
       </w:pPr>
     </w:lvl>
   </w:abstractNum>
-  <w:abstractNum w:abstractNumId="8">
+  <w:abstractNum w:abstractNumId="9">
     <w:nsid w:val="3F877092"/>
     <w:multiLevelType w:val="hybridMultilevel"/>
     <w:tmpl w:val="E7D0D674"/>
@@ -1522,7 +2907,120 @@
       </w:rPr>
     </w:lvl>
   </w:abstractNum>
-  <w:abstractNum w:abstractNumId="9">
+  <w:abstractNum w:abstractNumId="10">
+    <w:nsid w:val="42D07519"/>
+    <w:multiLevelType w:val="hybridMultilevel"/>
+    <w:tmpl w:val="433CA542"/>
+    <w:lvl w:ilvl="0" w:tplc="041F0001">
+      <w:start w:val="1"/>
+      <w:numFmt w:val="bullet"/>
+      <w:lvlText w:val=""/>
+      <w:lvlJc w:val="left"/>
+      <w:pPr>
+        <w:ind w:left="1449" w:hanging="360"/>
+      </w:pPr>
+      <w:rPr>
+        <w:rFonts w:ascii="Symbol" w:hAnsi="Symbol" w:hint="default"/>
+      </w:rPr>
+    </w:lvl>
+    <w:lvl w:ilvl="1" w:tplc="041F0003" w:tentative="1">
+      <w:start w:val="1"/>
+      <w:numFmt w:val="bullet"/>
+      <w:lvlText w:val="o"/>
+      <w:lvlJc w:val="left"/>
+      <w:pPr>
+        <w:ind w:left="2169" w:hanging="360"/>
+      </w:pPr>
+      <w:rPr>
+        <w:rFonts w:ascii="Courier New" w:hAnsi="Courier New" w:cs="Courier New" w:hint="default"/>
+      </w:rPr>
+    </w:lvl>
+    <w:lvl w:ilvl="2" w:tplc="041F0005" w:tentative="1">
+      <w:start w:val="1"/>
+      <w:numFmt w:val="bullet"/>
+      <w:lvlText w:val=""/>
+      <w:lvlJc w:val="left"/>
+      <w:pPr>
+        <w:ind w:left="2889" w:hanging="360"/>
+      </w:pPr>
+      <w:rPr>
+        <w:rFonts w:ascii="Wingdings" w:hAnsi="Wingdings" w:hint="default"/>
+      </w:rPr>
+    </w:lvl>
+    <w:lvl w:ilvl="3" w:tplc="041F0001" w:tentative="1">
+      <w:start w:val="1"/>
+      <w:numFmt w:val="bullet"/>
+      <w:lvlText w:val=""/>
+      <w:lvlJc w:val="left"/>
+      <w:pPr>
+        <w:ind w:left="3609" w:hanging="360"/>
+      </w:pPr>
+      <w:rPr>
+        <w:rFonts w:ascii="Symbol" w:hAnsi="Symbol" w:hint="default"/>
+      </w:rPr>
+    </w:lvl>
+    <w:lvl w:ilvl="4" w:tplc="041F0003" w:tentative="1">
+      <w:start w:val="1"/>
+      <w:numFmt w:val="bullet"/>
+      <w:lvlText w:val="o"/>
+      <w:lvlJc w:val="left"/>
+      <w:pPr>
+        <w:ind w:left="4329" w:hanging="360"/>
+      </w:pPr>
+      <w:rPr>
+        <w:rFonts w:ascii="Courier New" w:hAnsi="Courier New" w:cs="Courier New" w:hint="default"/>
+      </w:rPr>
+    </w:lvl>
+    <w:lvl w:ilvl="5" w:tplc="041F0005" w:tentative="1">
+      <w:start w:val="1"/>
+      <w:numFmt w:val="bullet"/>
+      <w:lvlText w:val=""/>
+      <w:lvlJc w:val="left"/>
+      <w:pPr>
+        <w:ind w:left="5049" w:hanging="360"/>
+      </w:pPr>
+      <w:rPr>
+        <w:rFonts w:ascii="Wingdings" w:hAnsi="Wingdings" w:hint="default"/>
+      </w:rPr>
+    </w:lvl>
+    <w:lvl w:ilvl="6" w:tplc="041F0001" w:tentative="1">
+      <w:start w:val="1"/>
+      <w:numFmt w:val="bullet"/>
+      <w:lvlText w:val=""/>
+      <w:lvlJc w:val="left"/>
+      <w:pPr>
+        <w:ind w:left="5769" w:hanging="360"/>
+      </w:pPr>
+      <w:rPr>
+        <w:rFonts w:ascii="Symbol" w:hAnsi="Symbol" w:hint="default"/>
+      </w:rPr>
+    </w:lvl>
+    <w:lvl w:ilvl="7" w:tplc="041F0003" w:tentative="1">
+      <w:start w:val="1"/>
+      <w:numFmt w:val="bullet"/>
+      <w:lvlText w:val="o"/>
+      <w:lvlJc w:val="left"/>
+      <w:pPr>
+        <w:ind w:left="6489" w:hanging="360"/>
+      </w:pPr>
+      <w:rPr>
+        <w:rFonts w:ascii="Courier New" w:hAnsi="Courier New" w:cs="Courier New" w:hint="default"/>
+      </w:rPr>
+    </w:lvl>
+    <w:lvl w:ilvl="8" w:tplc="041F0005" w:tentative="1">
+      <w:start w:val="1"/>
+      <w:numFmt w:val="bullet"/>
+      <w:lvlText w:val=""/>
+      <w:lvlJc w:val="left"/>
+      <w:pPr>
+        <w:ind w:left="7209" w:hanging="360"/>
+      </w:pPr>
+      <w:rPr>
+        <w:rFonts w:ascii="Wingdings" w:hAnsi="Wingdings" w:hint="default"/>
+      </w:rPr>
+    </w:lvl>
+  </w:abstractNum>
+  <w:abstractNum w:abstractNumId="11">
     <w:nsid w:val="455E743B"/>
     <w:multiLevelType w:val="hybridMultilevel"/>
     <w:tmpl w:val="B5645EC8"/>
@@ -1635,7 +3133,7 @@
       </w:rPr>
     </w:lvl>
   </w:abstractNum>
-  <w:abstractNum w:abstractNumId="10">
+  <w:abstractNum w:abstractNumId="12">
     <w:nsid w:val="47292905"/>
     <w:multiLevelType w:val="hybridMultilevel"/>
     <w:tmpl w:val="A4D4FAA2"/>
@@ -1721,7 +3219,7 @@
       </w:pPr>
     </w:lvl>
   </w:abstractNum>
-  <w:abstractNum w:abstractNumId="11">
+  <w:abstractNum w:abstractNumId="13">
     <w:nsid w:val="473C7A55"/>
     <w:multiLevelType w:val="hybridMultilevel"/>
     <w:tmpl w:val="AE0465E2"/>
@@ -1834,10 +3332,10 @@
       </w:rPr>
     </w:lvl>
   </w:abstractNum>
-  <w:abstractNum w:abstractNumId="12">
+  <w:abstractNum w:abstractNumId="14">
     <w:nsid w:val="4EB2580C"/>
     <w:multiLevelType w:val="hybridMultilevel"/>
-    <w:tmpl w:val="F6FEF5C6"/>
+    <w:tmpl w:val="8E9A4B0C"/>
     <w:lvl w:ilvl="0" w:tplc="041F000F">
       <w:start w:val="1"/>
       <w:numFmt w:val="decimal"/>
@@ -1847,14 +3345,17 @@
         <w:ind w:left="720" w:hanging="360"/>
       </w:pPr>
     </w:lvl>
-    <w:lvl w:ilvl="1" w:tplc="041F0019" w:tentative="1">
-      <w:start w:val="1"/>
-      <w:numFmt w:val="lowerLetter"/>
-      <w:lvlText w:val="%2."/>
+    <w:lvl w:ilvl="1" w:tplc="041F0001">
+      <w:start w:val="1"/>
+      <w:numFmt w:val="bullet"/>
+      <w:lvlText w:val=""/>
       <w:lvlJc w:val="left"/>
       <w:pPr>
         <w:ind w:left="1440" w:hanging="360"/>
       </w:pPr>
+      <w:rPr>
+        <w:rFonts w:ascii="Symbol" w:hAnsi="Symbol" w:hint="default"/>
+      </w:rPr>
     </w:lvl>
     <w:lvl w:ilvl="2" w:tplc="041F001B" w:tentative="1">
       <w:start w:val="1"/>
@@ -1920,7 +3421,7 @@
       </w:pPr>
     </w:lvl>
   </w:abstractNum>
-  <w:abstractNum w:abstractNumId="13">
+  <w:abstractNum w:abstractNumId="15">
     <w:nsid w:val="51742478"/>
     <w:multiLevelType w:val="hybridMultilevel"/>
     <w:tmpl w:val="B122E23A"/>
@@ -2033,7 +3534,7 @@
       </w:rPr>
     </w:lvl>
   </w:abstractNum>
-  <w:abstractNum w:abstractNumId="14">
+  <w:abstractNum w:abstractNumId="16">
     <w:nsid w:val="57285F2B"/>
     <w:multiLevelType w:val="hybridMultilevel"/>
     <w:tmpl w:val="74C29DB4"/>
@@ -2146,7 +3647,7 @@
       </w:rPr>
     </w:lvl>
   </w:abstractNum>
-  <w:abstractNum w:abstractNumId="15">
+  <w:abstractNum w:abstractNumId="17">
     <w:nsid w:val="608C385D"/>
     <w:multiLevelType w:val="hybridMultilevel"/>
     <w:tmpl w:val="E9003612"/>
@@ -2259,7 +3760,7 @@
       </w:rPr>
     </w:lvl>
   </w:abstractNum>
-  <w:abstractNum w:abstractNumId="16">
+  <w:abstractNum w:abstractNumId="18">
     <w:nsid w:val="63CB2BAE"/>
     <w:multiLevelType w:val="hybridMultilevel"/>
     <w:tmpl w:val="EB4A1F70"/>
@@ -2372,7 +3873,7 @@
       </w:rPr>
     </w:lvl>
   </w:abstractNum>
-  <w:abstractNum w:abstractNumId="17">
+  <w:abstractNum w:abstractNumId="19">
     <w:nsid w:val="6D120F80"/>
     <w:multiLevelType w:val="hybridMultilevel"/>
     <w:tmpl w:val="C6540966"/>
@@ -2458,7 +3959,7 @@
       </w:pPr>
     </w:lvl>
   </w:abstractNum>
-  <w:abstractNum w:abstractNumId="18">
+  <w:abstractNum w:abstractNumId="20">
     <w:nsid w:val="6D274AD7"/>
     <w:multiLevelType w:val="hybridMultilevel"/>
     <w:tmpl w:val="C002B63C"/>
@@ -2544,7 +4045,7 @@
       </w:pPr>
     </w:lvl>
   </w:abstractNum>
-  <w:abstractNum w:abstractNumId="19">
+  <w:abstractNum w:abstractNumId="21">
     <w:nsid w:val="6E15636C"/>
     <w:multiLevelType w:val="hybridMultilevel"/>
     <w:tmpl w:val="BEB4B8AC"/>
@@ -2657,7 +4158,7 @@
       </w:rPr>
     </w:lvl>
   </w:abstractNum>
-  <w:abstractNum w:abstractNumId="20">
+  <w:abstractNum w:abstractNumId="22">
     <w:nsid w:val="6E6F54DD"/>
     <w:multiLevelType w:val="hybridMultilevel"/>
     <w:tmpl w:val="CC5C6D6E"/>
@@ -2770,7 +4271,7 @@
       </w:rPr>
     </w:lvl>
   </w:abstractNum>
-  <w:abstractNum w:abstractNumId="21">
+  <w:abstractNum w:abstractNumId="23">
     <w:nsid w:val="72451ECC"/>
     <w:multiLevelType w:val="hybridMultilevel"/>
     <w:tmpl w:val="67EE73A4"/>
@@ -2857,70 +4358,76 @@
     </w:lvl>
   </w:abstractNum>
   <w:num w:numId="1">
-    <w:abstractNumId w:val="21"/>
+    <w:abstractNumId w:val="23"/>
   </w:num>
   <w:num w:numId="2">
+    <w:abstractNumId w:val="6"/>
+  </w:num>
+  <w:num w:numId="3">
+    <w:abstractNumId w:val="20"/>
+  </w:num>
+  <w:num w:numId="4">
     <w:abstractNumId w:val="5"/>
   </w:num>
-  <w:num w:numId="3">
-    <w:abstractNumId w:val="18"/>
-  </w:num>
-  <w:num w:numId="4">
+  <w:num w:numId="5">
     <w:abstractNumId w:val="4"/>
   </w:num>
-  <w:num w:numId="5">
-    <w:abstractNumId w:val="3"/>
-  </w:num>
   <w:num w:numId="6">
-    <w:abstractNumId w:val="10"/>
+    <w:abstractNumId w:val="12"/>
   </w:num>
   <w:num w:numId="7">
-    <w:abstractNumId w:val="9"/>
+    <w:abstractNumId w:val="11"/>
   </w:num>
   <w:num w:numId="8">
-    <w:abstractNumId w:val="6"/>
+    <w:abstractNumId w:val="7"/>
   </w:num>
   <w:num w:numId="9">
-    <w:abstractNumId w:val="17"/>
+    <w:abstractNumId w:val="19"/>
   </w:num>
   <w:num w:numId="10">
-    <w:abstractNumId w:val="15"/>
+    <w:abstractNumId w:val="17"/>
   </w:num>
   <w:num w:numId="11">
     <w:abstractNumId w:val="2"/>
   </w:num>
   <w:num w:numId="12">
-    <w:abstractNumId w:val="16"/>
+    <w:abstractNumId w:val="18"/>
   </w:num>
   <w:num w:numId="13">
+    <w:abstractNumId w:val="15"/>
+  </w:num>
+  <w:num w:numId="14">
     <w:abstractNumId w:val="13"/>
   </w:num>
-  <w:num w:numId="14">
-    <w:abstractNumId w:val="11"/>
-  </w:num>
   <w:num w:numId="15">
-    <w:abstractNumId w:val="8"/>
+    <w:abstractNumId w:val="9"/>
   </w:num>
   <w:num w:numId="16">
-    <w:abstractNumId w:val="20"/>
+    <w:abstractNumId w:val="22"/>
   </w:num>
   <w:num w:numId="17">
-    <w:abstractNumId w:val="7"/>
+    <w:abstractNumId w:val="8"/>
   </w:num>
   <w:num w:numId="18">
     <w:abstractNumId w:val="0"/>
   </w:num>
   <w:num w:numId="19">
-    <w:abstractNumId w:val="14"/>
+    <w:abstractNumId w:val="16"/>
   </w:num>
   <w:num w:numId="20">
-    <w:abstractNumId w:val="19"/>
+    <w:abstractNumId w:val="21"/>
   </w:num>
   <w:num w:numId="21">
     <w:abstractNumId w:val="1"/>
   </w:num>
   <w:num w:numId="22">
-    <w:abstractNumId w:val="12"/>
+    <w:abstractNumId w:val="14"/>
+  </w:num>
+  <w:num w:numId="23">
+    <w:abstractNumId w:val="3"/>
+  </w:num>
+  <w:num w:numId="24">
+    <w:abstractNumId w:val="10"/>
   </w:num>
 </w:numbering>
 </file>
@@ -3256,6 +4763,17 @@
       <w:lang w:val="tr-TR"/>
     </w:rPr>
   </w:style>
+  <w:style w:type="character" w:styleId="Gl">
+    <w:name w:val="Strong"/>
+    <w:basedOn w:val="VarsaylanParagrafYazTipi"/>
+    <w:uiPriority w:val="22"/>
+    <w:qFormat/>
+    <w:rsid w:val="005111F2"/>
+    <w:rPr>
+      <w:b/>
+      <w:bCs/>
+    </w:rPr>
+  </w:style>
 </w:styles>
 </file>
 
